--- a/Module Edit Docs/I15 - Edit Doc.docx
+++ b/Module Edit Docs/I15 - Edit Doc.docx
@@ -18,6 +18,77 @@
           <w:sz w:val="19"/>
         </w:rPr>
         <w:t>HOW TO USE: edit the wording directly (Track Changes if you like). For layout or a figure (size, position, wrong/missing image) write a short instruction in [brackets] right where it applies. Send it back and I apply the wording to the page and the layout notes to the styling, then regenerate. This is a content+notes doc, so it will not look exactly like the web page.</w:t>
+      </w:r>
+    </w:p>
+    <w:p/>
+    <w:p>
+      <w:r>
+        <w:rPr>
+          <w:b/>
+          <w:color w:val="B00000"/>
+          <w:sz w:val="21"/>
+        </w:rPr>
+        <w:t>ISSUES FLAGGED FOR THIS MODULE (5)</w:t>
+      </w:r>
+    </w:p>
+    <w:p>
+      <w:r>
+        <w:rPr>
+          <w:i/>
+          <w:color w:val="5A5A5A"/>
+          <w:sz w:val="19"/>
+        </w:rPr>
+        <w:t>These were found while the module was built and are not part of the prose. SOURCE means the defect is in a deck, a Notion page or the source index and has to be fixed there too. DECISION means it needs your call before the page is final. NOTE is for information. Answer them in [brackets] like any other instruction.</w:t>
+      </w:r>
+    </w:p>
+    <w:p>
+      <w:r>
+        <w:rPr>
+          <w:i/>
+          <w:color w:val="5A5A5A"/>
+          <w:sz w:val="19"/>
+        </w:rPr>
+        <w:t>[NOTE: A teaching error was corrected on 2026-08-16. The page asserted that a wedge above the pulmonary artery diastolic pressure "is not a physiological finding" and could only mean overwedging or a tip outside zone 3. A giant v wave in acute mitral regurgitation routinely lifts the mean wedge above PADP with the measurement working correctly, which the page argued two sections earlier and which our own topic-3 Q4 states as "PADP greater than wedge (without tall v-waves)". Also corrected: a claim that the overwedging mechanism is the pulmonary artery rupture mechanism, and Cope 1986's postcapillary result, which is dog data.]</w:t>
+      </w:r>
+    </w:p>
+    <w:p>
+      <w:r>
+        <w:rPr>
+          <w:i/>
+          <w:color w:val="0050A0"/>
+          <w:sz w:val="19"/>
+        </w:rPr>
+        <w:t>[DECISION: Where to read a right atrial pressure. This page says "the peak of the a wave is what should be measured" and then "read the a wave, averaging its top and its bottom", which are two different instructions. I14 and Magder say the z point, the base of the c wave, and argue that the a wave peak overstates filling pressure in a stiff ventricle. n7-t3 says average the a wave. Needs a curriculum-level answer. Every location is marked in the HTML with TODO-CVPREAD.]</w:t>
+      </w:r>
+    </w:p>
+    <w:p>
+      <w:r>
+        <w:rPr>
+          <w:i/>
+          <w:color w:val="0050A0"/>
+          <w:sz w:val="19"/>
+        </w:rPr>
+        <w:t>[DECISION: The Halpern insight callout draws an inference the abstract does not state. Al-Kharrat's "twice the disagreement" belongs to a substudy rather than the 147 tracings. Komadina's agreement figure drops its "within 4 mmHg" qualifier.]</w:t>
+      </w:r>
+    </w:p>
+    <w:p>
+      <w:r>
+        <w:rPr>
+          <w:i/>
+          <w:color w:val="5A5A5A"/>
+          <w:sz w:val="19"/>
+        </w:rPr>
+        <w:t>[NOTE: Swan and Nadeau are in the reference list but never cited in the text.]</w:t>
+      </w:r>
+    </w:p>
+    <w:p>
+      <w:r>
+        <w:rPr>
+          <w:i/>
+          <w:color w:val="0050A0"/>
+          <w:sz w:val="19"/>
+        </w:rPr>
+        <w:t>[DECISION: Topic-3 Q12, the catheter whip artifact, is covered only in I3. Q13's normal ranges, mPAP under 20 and PAWP 6 to 12, appear nowhere in this module. Confirm that is intended.]</w:t>
       </w:r>
     </w:p>
     <w:p/>
@@ -691,7 +762,7 @@
     </w:p>
     <w:p>
       <w:r>
-        <w:t>End-diastolic pressure is an instant, not an average. It is the pressure in the ventricle at the last moment before contraction begins to raise it, which on the pressure curve is where the gentle diastolic filling slope turns sharply upward. That inflection is the Z point. Because the a wave is the atrial contraction that produced that final increment of filling, the peak of the a wave corresponds to it, and the peak of the a wave is what should be measured. In the tracing above the a wave reads 15 mmHg and the mean reads 9, and six millimetres of mercury separates two management decisions in a patient with borderline pulmonary oedema.</w:t>
+        <w:t>End-diastolic pressure is an instant, not an average. It is the pressure in the ventricle at the last moment before contraction begins to raise it, which on the pressure curve is where the gentle diastolic filling slope turns sharply upward. That inflection is the Z point. Because the a wave is the atrial contraction that produced that final increment of filling, the peak of the a wave corresponds to it, and the peak of the a wave is what should be measured.  In the tracing above the a wave reads 15 mmHg and the mean reads 9, and six millimetres of mercury separates two management decisions in a patient with borderline pulmonary oedema.</w:t>
       </w:r>
     </w:p>
     <w:p>

--- a/Module Edit Docs/I15 - Edit Doc.docx
+++ b/Module Edit Docs/I15 - Edit Doc.docx
@@ -28,7 +28,7 @@
           <w:color w:val="B00000"/>
           <w:sz w:val="21"/>
         </w:rPr>
-        <w:t>ISSUES FLAGGED FOR THIS MODULE (5)</w:t>
+        <w:t>ISSUES FLAGGED FOR THIS MODULE (8)</w:t>
       </w:r>
     </w:p>
     <w:p>
@@ -48,27 +48,7 @@
           <w:color w:val="5A5A5A"/>
           <w:sz w:val="19"/>
         </w:rPr>
-        <w:t>[NOTE: A teaching error was corrected on 2026-08-16. The page asserted that a wedge above the pulmonary artery diastolic pressure "is not a physiological finding" and could only mean overwedging or a tip outside zone 3. A giant v wave in acute mitral regurgitation routinely lifts the mean wedge above PADP with the measurement working correctly, which the page argued two sections earlier and which our own topic-3 Q4 states as "PADP greater than wedge (without tall v-waves)". Also corrected: a claim that the overwedging mechanism is the pulmonary artery rupture mechanism, and Cope 1986's postcapillary result, which is dog data.]</w:t>
-      </w:r>
-    </w:p>
-    <w:p>
-      <w:r>
-        <w:rPr>
-          <w:i/>
-          <w:color w:val="0050A0"/>
-          <w:sz w:val="19"/>
-        </w:rPr>
-        <w:t>[DECISION: Where to read a right atrial pressure. This page says "the peak of the a wave is what should be measured" and then "read the a wave, averaging its top and its bottom", which are two different instructions. I14 and Magder say the z point, the base of the c wave, and argue that the a wave peak overstates filling pressure in a stiff ventricle. n7-t3 says average the a wave. Needs a curriculum-level answer. Every location is marked in the HTML with TODO-CVPREAD.]</w:t>
-      </w:r>
-    </w:p>
-    <w:p>
-      <w:r>
-        <w:rPr>
-          <w:i/>
-          <w:color w:val="0050A0"/>
-          <w:sz w:val="19"/>
-        </w:rPr>
-        <w:t>[DECISION: The Halpern insight callout draws an inference the abstract does not state. Al-Kharrat's "twice the disagreement" belongs to a substudy rather than the 147 tracings. Komadina's agreement figure drops its "within 4 mmHg" qualifier.]</w:t>
+        <w:t>[NOTE: A teaching error was corrected on 2026-08-16. The page asserted that a wedge above the pulmonary artery diastolic pressure "is not a physiological finding" and could only mean overwedging or a tip outside zone 3. A giant v wave in acute mitral regurgitation routinely lifts the mean wedge above PADP with the measurement working correctly. Also corrected: a claim that the overwedging mechanism is the pulmonary artery rupture mechanism, and Cope 1986's postcapillary result, which is dog data.]</w:t>
       </w:r>
     </w:p>
     <w:p>
@@ -78,7 +58,47 @@
           <w:color w:val="5A5A5A"/>
           <w:sz w:val="19"/>
         </w:rPr>
-        <w:t>[NOTE: Swan and Nadeau are in the reference list but never cited in the text.]</w:t>
+        <w:t>[NOTE: Where to read a right atrial pressure is resolved site-wide (2026-09-12): RAP at the z point, the a-wave peak at end-expiration acceptable in practice. The wedge is read at the peak of the a wave. Wedge normal 6 to 12 mmHg, abnormal above 15. The page's two conflicting instructions ("the peak of the a wave" and "averaging its top and its bottom") are now one instruction, and TODO-CVPREAD is removed.]</w:t>
+      </w:r>
+    </w:p>
+    <w:p>
+      <w:r>
+        <w:rPr>
+          <w:i/>
+          <w:color w:val="5A5A5A"/>
+          <w:sz w:val="19"/>
+        </w:rPr>
+        <w:t>[NOTE: Gustavo's comment on preserving distinct end-diastolic PAWP (a-wave peak, for LVEDP) versus mean PAWP (for PVR and similar calculations) rather than one universal cursor rule is reflected in the rewritten Z-point section text.]</w:t>
+      </w:r>
+    </w:p>
+    <w:p>
+      <w:r>
+        <w:rPr>
+          <w:i/>
+          <w:color w:val="5A5A5A"/>
+          <w:sz w:val="19"/>
+        </w:rPr>
+        <w:t>[NOTE: The Halpern insight callout, the Al-Kharrat attribution, and Komadina's agreement figure were corrected against their PubMed abstracts. Halpern's asymmetry claim ("a high wedge should generally be believed") is not stated in the abstract, which only characterises the low-wedge subgroup; reworded to that effect. Al-Kharrat's "twice the disagreement" belongs to a 23-nurse/18-physician substudy on selected tracings, not the 147-tracing primary reading; reattributed. Komadina's 79 to 96 percent agreement figure now carries its "within 4 mmHg" qualifier.]</w:t>
+      </w:r>
+    </w:p>
+    <w:p>
+      <w:r>
+        <w:rPr>
+          <w:i/>
+          <w:color w:val="5A5A5A"/>
+          <w:sz w:val="19"/>
+        </w:rPr>
+        <w:t>[NOTE: Swan (1970) and Nadeau (1986) are now cited in prose (catheter origin; catalogue of interpretive pitfalls) rather than sitting unused in the reference list.]</w:t>
+      </w:r>
+    </w:p>
+    <w:p>
+      <w:r>
+        <w:rPr>
+          <w:i/>
+          <w:color w:val="5A5A5A"/>
+          <w:sz w:val="19"/>
+        </w:rPr>
+        <w:t>[NOTE: Two of the nine media files in Gustavo's edit doc (image6.png, image7.png) are his own pastes of the page's existing i15-zone-conversion.svg and i15-large-v-wave.svg, each following a boilerplate layout-size comment. Not new figures; no page change needed.]</w:t>
       </w:r>
     </w:p>
     <w:p>
@@ -89,6 +109,16 @@
           <w:sz w:val="19"/>
         </w:rPr>
         <w:t>[DECISION: Topic-3 Q12, the catheter whip artifact, is covered only in I3. Q13's normal ranges, mPAP under 20 and PAWP 6 to 12, appear nowhere in this module. Confirm that is intended.]</w:t>
+      </w:r>
+    </w:p>
+    <w:p>
+      <w:r>
+        <w:rPr>
+          <w:i/>
+          <w:color w:val="5A5A5A"/>
+          <w:sz w:val="19"/>
+        </w:rPr>
+        <w:t>[NOTE: 2026-09-13 fixup pass applied the four Gustavo blocks the first pass missed, as a new subsection "Where to read the wedge depends on the question" before the Z point figure: the end-diastolic versus mean PAWP framing, the pre-c-wave/end-diastolic rule, and the giant-v-wave application. The invisible-c-wave fallback is rendered as the a-wave peak, not Gustavo's "average the peak and trough of the a wave," per the site-wide a-wave-peak convention. Lint: 0 problems.]</w:t>
       </w:r>
     </w:p>
     <w:p/>
@@ -112,7 +142,7 @@
     </w:p>
     <w:p>
       <w:r>
-        <w:t>The Informed skill is therefore not reading the wedge but knowing, for this patient, which links in the chain are intact. This module takes the chain apart, then works through the four situations in which the trace itself announces that the measurement has failed: the tip that has left West zone 3, the giant v wave, the overwedged catheter and the partially occluded one. It closes with the pulmonary artery diastolic pressure, the surrogate that lets you stop wedging, and the conditions under which it holds.</w:t>
+        <w:t>The Core skill is therefore not reading the wedge but knowing, for this patient, which links in the chain are intact. This module takes the chain apart, then works through the four situations in which the trace itself announces that the measurement has failed: the tip that has left West zone 3, the giant v wave, the overwedged catheter and the partially occluded one. It closes with the pulmonary artery diastolic pressure, the surrogate that lets you stop wedging, and the conditions under which it holds.</w:t>
       </w:r>
     </w:p>
     <w:p>
@@ -125,7 +155,7 @@
     </w:p>
     <w:p>
       <w:r>
-        <w:t>Inflating the balloon stops flow in the branch it occludes. That single fact is the whole basis of the measurement, and its consequence follows from the resistance equation in the form used throughout this pathway. Across any vascular segment, the pressure drop is the product of flow and resistance. Set the flow to zero and the pressure drop goes to zero with it, no matter how large the resistance is.</w:t>
+        <w:t>Swan and colleagues introduced the balloon-tipped, flow-directed catheter that makes this possible in 1970. Inflating the balloon stops flow in the branch it occludes. That single fact is the whole basis of the measurement, and its consequence follows from the resistance equation in the form used throughout this pathway. Across any vascular segment, the pressure drop is the product of flow and resistance. Set the flow to zero and the pressure drop goes to zero with it, no matter how large the resistance is.</w:t>
       </w:r>
     </w:p>
     <w:p>
@@ -270,6 +300,14 @@
           <w:sz w:val="19"/>
         </w:rPr>
         <w:t>[Layout note: figure shown small here. On the web it is currently full column width, about 750px. Say if you want it smaller/larger, moved, cropped, or replaced.]</w:t>
+      </w:r>
+    </w:p>
+    <w:p>
+      <w:pPr>
+        <w:pStyle w:val="Heading3"/>
+      </w:pPr>
+      <w:r>
+        <w:t>Why the wedge trace is late, and why it has lost a wave</w:t>
       </w:r>
     </w:p>
     <w:p>
@@ -643,6 +681,14 @@
       </w:r>
     </w:p>
     <w:p>
+      <w:pPr>
+        <w:pStyle w:val="Heading3"/>
+      </w:pPr>
+      <w:r>
+        <w:t>When the wedge does not equal left atrial pressure</w:t>
+      </w:r>
+    </w:p>
+    <w:p>
       <w:r>
         <w:t>Group the failures by direction, because the direction decides whether the error prompts a fluid bolus or a diuretic.</w:t>
       </w:r>
@@ -654,12 +700,20 @@
     </w:p>
     <w:p>
       <w:r>
-        <w:t>Partial occlusion belongs to the second category and is neither uncommon nor invisible. Leatherman and Shapiro studied fourteen patients with pulmonary hypertension in whom the gap between pulmonary artery diastolic pressure and the wedge was 10 mmHg or more, recording the wedge during partial occlusion and again after repositioning to obtain a lower and more accurate value. The error was 13 plus or minus 5 mmHg, range 6 to 21. That is the difference between a diagnosis of pulmonary arterial hypertension and a diagnosis of left heart failure. The tell is relational rather than absolute: partial occlusion raises the wedge without raising the pulmonary artery diastolic pressure, so a previously wide gap between the two suddenly narrows. If the diastolic pressure has been running 15 mmHg above the wedge and today's wedge is within 2 mmHg of it, suspect the catheter rather than the physiology.</w:t>
+        <w:t>Partial occlusion belongs to the second category and is neither uncommon nor invisible. Leatherman and Shapiro studied fourteen patients with pulmonary hypertension in whom the gap between pulmonary artery diastolic pressure and the wedge was 10 mmHg or more, recording the wedge during partial occlusion and again after repositioning to obtain a lower and more accurate value. The error was 13 (S.D. +/- 5 mmHg), range 6 to 21. That is the difference between a diagnosis of pulmonary arterial hypertension and a diagnosis of left heart failure. The tell is relational rather than absolute: partial occlusion raises the wedge without raising the pulmonary artery diastolic pressure, so a previously wide gap between the two suddenly narrows. If the diastolic pressure has been running 15 mmHg above the wedge and today's wedge is within 2 mmHg of it, suspect the catheter rather than the physiology.</w:t>
       </w:r>
     </w:p>
     <w:p>
       <w:r>
         <w:t>The wedge reads lower than left atrial pressure, or stops reporting it at all, when the static column is broken. That is the zone problem, and it has a section to itself below. Hypovolaemia and high intrathoracic pressure act by the same route, shrinking the region of lung in which the capillaries stay open.</w:t>
+      </w:r>
+    </w:p>
+    <w:p>
+      <w:pPr>
+        <w:pStyle w:val="Heading3"/>
+      </w:pPr>
+      <w:r>
+        <w:t>When left atrial pressure does not equal left ventricular end-diastolic pressure</w:t>
       </w:r>
     </w:p>
     <w:p>
@@ -689,20 +743,25 @@
           <w:color w:val="9A6B00"/>
           <w:sz w:val="19"/>
         </w:rPr>
-        <w:t>[Physiologic Insight box: The asymmetry in the Halpern data is the interesting part. A high wedge was almost always matched by a high end-diastolic pressure, while a low wedge frequently was not, and that is what the physics predicts rather than a statistical accident. Every mechanism that separates the wedge from the ventricle, a stiff ventricle whose large a wave is attenuated in transmission, a tip in a lung region where the column is interrupted, an incomplete occlusion, makes the wedge a smoothed version of what the ventricle is doing. Smoothing pulls extremes toward the middle, so it drags a genuinely high end-diastolic pressure downward far more readily than it invents a high wedge out of a normal ventricle. The corollary is that a high wedge should generally be believed and a low wedge should be interrogated, which is the opposite of the instinct most clinicians bring to an abnormal number.]</w:t>
+        <w:t>[Physiologic Insight box: The Halpern cohort is not a symmetric test of high and low wedges. What it documents is the low wedge specifically: of the 580 patients meeting pulmonary arterial hypertension criteria on a wedge of 15 mmHg or less, 53.5 percent had a directly measured end-diastolic pressure above 15. The Bland-Altman limits of agreement, minus 15.2 to plus 9.5 mmHg, are skewed the same way, toward the wedge underestimating rather than overestimating the true pressure. That direction is what the physiology predicts. Every mechanism that separates the wedge from the ventricle, a stiff ventricle whose large a wave is attenuated in transmission, a tip in a lung region where the column is interrupted, an incomplete occlusion, tends to smooth the wedge toward the middle of its range rather than manufacture a falsely high one. The data support treating a low wedge with more suspicion than a high one, not the stronger claim that a high wedge can always be trusted.]</w:t>
       </w:r>
     </w:p>
     <w:p>
       <w:pPr>
-        <w:pStyle w:val="Heading2"/>
+        <w:pStyle w:val="Heading3"/>
       </w:pPr>
       <w:r>
-        <w:t>The Z point, and why the mean is the wrong number</w:t>
+        <w:t>Where to read the wedge depends on the question</w:t>
       </w:r>
     </w:p>
     <w:p>
       <w:r>
-        <w:t>Even with every link in the chain intact, there remains the question of where on the waveform to place the cursor. Monitors default to a mean, computed by integrating the trace across the whole cycle. For a wedge that default is wrong, and the reason is specific rather than a matter of preference.</w:t>
+        <w:t>Even with every link in the chain intact, there remains a separate question: what pressure are we trying to measure? A wedge waveform contains more than one physiologically legitimate pressure, and they do not necessarily answer the same question. If PAWP is being used to approximate left ventricular end-diastolic pressure, the relevant value is the end-diastolic PAWP. If the question is the average pressure imposed by the left atrium on the pulmonary venous circulation over the cardiac cycle, the mean PAWP is the relevant quantity. In a normal waveform the two may be similar. With large v waves, atrial fibrillation or other marked phasic variation, they can diverge substantially. The error is therefore not using a mean pressure: it is asking a mean pressure to represent an end-diastolic event.</w:t>
+      </w:r>
+    </w:p>
+    <w:p>
+      <w:r>
+        <w:t>For an end-diastolic PAWP intended to approximate LVEDP, use the pre-c-wave pressure when it can be identified. When the c wave is not visible, the a-wave peak is used as the practical approximation of that value. Once the trace is identified, decide which pressure the question requires. If the objective is to estimate end-diastolic left ventricular filling pressure, use the end-diastolic PAWP, read at the a-wave peak, rather than allowing a giant systolic v wave to dominate the value. The mean PAWP will be higher in that setting because it incorporates the v wave, and it describes the average pressure imposed on the pulmonary venous circulation rather than LVEDP alone.</w:t>
       </w:r>
     </w:p>
     <w:p>
@@ -747,7 +806,7 @@
           <w:color w:val="777777"/>
           <w:sz w:val="19"/>
         </w:rPr>
-        <w:t>The Z point is the moment on the left ventricular pressure curve where the slope of the upstroke increases, roughly 50 milliseconds after the electrocardiographic Q wave and near the peak of the R wave. Left ventricular end-diastolic pressure is a phasic value read at that instant, and on the atrial side it is approximated by the peak of the a wave, not by the mean.Source: HemoSim hemodynamics module (v2022), slide 277.</w:t>
+        <w:t>The Z point is the moment on the left ventricular pressure curve where the slope of the upstroke increases, roughly 50 milliseconds after the electrocardiographic Q wave and near the peak of the R wave. Left ventricular end-diastolic pressure is a phasic value read at that instant. On the wedge tracing, the corresponding end-diastolic pressure lies immediately before the c wave. Because the c wave is frequently attenuated or not visible, the peak of the a wave is read as the practical estimate of that end-diastolic value.Source: HemoSim hemodynamics module (v2022), slide 277.</w:t>
       </w:r>
     </w:p>
     <w:p>
@@ -762,15 +821,7 @@
     </w:p>
     <w:p>
       <w:r>
-        <w:t>End-diastolic pressure is an instant, not an average. It is the pressure in the ventricle at the last moment before contraction begins to raise it, which on the pressure curve is where the gentle diastolic filling slope turns sharply upward. That inflection is the Z point. Because the a wave is the atrial contraction that produced that final increment of filling, the peak of the a wave corresponds to it, and the peak of the a wave is what should be measured.  In the tracing above the a wave reads 15 mmHg and the mean reads 9, and six millimetres of mercury separates two management decisions in a patient with borderline pulmonary oedema.</w:t>
-      </w:r>
-    </w:p>
-    <w:p>
-      <w:pPr>
-        <w:pStyle w:val="ListBullet"/>
-      </w:pPr>
-      <w:r>
-        <w:t>Read the a wave, averaging its top and its bottom. The a wave is a small excursion rather than a spike, and averaging across it is what makes one operator's reading comparable to another's.</w:t>
+        <w:t>End-diastolic pressure is an instant, not an average. It is the pressure present at the end of ventricular filling, immediately before ventricular contraction begins to raise pressure. When PAWP is being used to approximate LVEDP, that is the physiologic event we want to identify. On the wedge waveform it lies immediately before the c wave. The difficulty is practical: unlike the right atrial trace developed in Module I14, the wedge signal has travelled backward through the pulmonary circulation and its higher-frequency components are attenuated, so the c wave is often difficult or impossible to see. In that setting, the peak of the a wave is read as the practical landmark for that end-diastolic value.</w:t>
       </w:r>
     </w:p>
     <w:p>
@@ -786,7 +837,17 @@
         <w:pStyle w:val="ListBullet"/>
       </w:pPr>
       <w:r>
-        <w:t>When the v wave is large the mean is badly wrong. A giant v wave drags the integrated mean far above end-diastolic pressure, and it does so in exactly the patients in whom an overstated left-sided filling pressure invites the wrong intervention. This is the commonest way a technically perfect wedge produces a misleading number.</w:t>
+        <w:t>When the v wave is large, mean PAWP may substantially exceed end-diastolic PAWP. That does not make the mean pressure physiologically false. It means that it is answering a different question. The large systolic v wave raises the average pressure experienced by the pulmonary venous circulation, while the end-diastolic value remains the more appropriate comparison when PAWP is being used to approximate LVEDP. Reporting which value is being used becomes particularly important when the difference could change management.</w:t>
+      </w:r>
+    </w:p>
+    <w:p>
+      <w:r>
+        <w:rPr>
+          <w:i/>
+          <w:color w:val="9A6B00"/>
+          <w:sz w:val="19"/>
+        </w:rPr>
+        <w:t>[Physiologic Insight box: I14 and I15 use different waveform landmarks, but they are trying to identify the same physiologic moment: end diastole. On the right atrial trace, HemoSim uses the z point at the base of the c wave. On the wedge trace, the equivalent pre-c-wave moment is harder to see because the left atrial signal has travelled through and been filtered by the pulmonary circulation. The a wave therefore becomes a practical surrogate when the c wave is not identifiable. The principle is more important than memorising two different cursor rules: first decide what physiologic pressure you want, then identify where that event appears on the waveform you are actually recording.]</w:t>
       </w:r>
     </w:p>
     <w:p>
@@ -805,6 +866,11 @@
     <w:p>
       <w:r>
         <w:t>West, Dollery and Naimark established the framework in isolated perfused lungs in 1964. Alveolar pressure is essentially uniform through the lung, while pulmonary arterial and venous pressures both fall from the dependent lung toward the apex, because the pulmonary circulation is a low-pressure system in which a vertical column of blood is a significant fraction of the driving pressure. Three regimes result.</w:t>
+      </w:r>
+    </w:p>
+    <w:p>
+      <w:r>
+        <w:t>These zones are best understood as functional pressure states rather than fixed anatomical compartments. They describe the local relationship among alveolar, arterial, and venous pressures at a given point in the lung. For that reason, different regions can occupy different zones at the same time, and the transition from one zone to another is not a sharp anatomical border. Even in the same patient, and even over short distances, a unit behaving like zone 3 may lie next to another in which alveolar pressure already begins to influence intravascular pressure.</w:t>
       </w:r>
     </w:p>
     <w:p>
@@ -849,7 +915,7 @@
           <w:color w:val="777777"/>
           <w:sz w:val="19"/>
         </w:rPr>
-        <w:t>The three zones and the flow they permit. The zones are defined by pressure relationships, not by anatomy, and the boundaries between them move whenever any of the three pressures changes.Source: HemoSim hemodynamics module (v2022), slide 272, after Koeppen BM and Stanton BA, Berne and Levy Physiology, 6th edition.</w:t>
+        <w:t>The three West zones and the flow they permit. The zones are defined by local pressure relationships rather than fixed anatomy, so different lung regions may occupy different zones at the same time and the boundaries between them move whenever alveolar, arterial, or venous pressure changes.Source: HemoSim hemodynamics module (v2022), slide 272, after Koeppen BM and Stanton BA, Berne and Levy Physiology, 6th edition.</w:t>
       </w:r>
     </w:p>
     <w:p>
@@ -869,7 +935,7 @@
     </w:p>
     <w:p>
       <w:r>
-        <w:t>Only zone 3 supports a wedge, and the reason is exact rather than approximate. A wedge requires the column to be continuous, and in zone 2 the vessel is pinched shut somewhere between the tip and the vein. The transducer is then looking at a dead end whose pressure is set by whatever is squeezing the vessel closed, which is alveolar pressure. A zone 1 or zone 2 wedge is a genuine measurement of something. It is a measurement of the ventilator rather than of the heart.</w:t>
+        <w:t>Only a region functioning as zone 3 throughout the respiratory cycle supports a valid wedge, and the reason is exact rather than approximate. A wedge requires the column to be continuous, and in zone 2 the vessel is pinched shut somewhere between the tip and the vein. The transducer is then looking at a dead end whose pressure is set by whatever is squeezing the vessel closed, which is alveolar pressure. A zone 1 or zone 2 wedge is a genuine measurement of something. It is a measurement of the ventilator rather than of the heart.</w:t>
       </w:r>
     </w:p>
     <w:p>
@@ -878,8 +944,16 @@
       </w:r>
     </w:p>
     <w:p>
+      <w:pPr>
+        <w:pStyle w:val="Heading3"/>
+      </w:pPr>
       <w:r>
-        <w:t>The boundaries between the zones are not anatomical lines. They are the heights at which the three pressures cross, so they move whenever any of the pressures changes, and two of the commonest things done to a critically ill patient move them in the same direction.</w:t>
+        <w:t>How a valid wedge becomes an invalid one</w:t>
+      </w:r>
+    </w:p>
+    <w:p>
+      <w:r>
+        <w:t>The boundaries between the zones are not anatomical lines but functional transitions set by the local crossing of alveolar, arterial, and venous pressures. The lung therefore behaves more like a patchwork of pressure conditions than a structure divided into rigid horizontal bands. A region behaving as zone 3 may sit near another where alveolar pressure is already influencing the measured intravascular pressure. These boundaries move whenever any of the three pressures changes, and two of the commonest things done to a critically ill patient move them in the same direction.</w:t>
       </w:r>
     </w:p>
     <w:p>
@@ -924,7 +998,7 @@
           <w:color w:val="777777"/>
           <w:sz w:val="19"/>
         </w:rPr>
-        <w:t>Raising alveolar pressure and lowering vascular pressure both push the zone boundaries downward. A catheter that has not moved at all can therefore find itself in zone 2, and the wedge it produces will track airway pressure rather than left atrial pressure.</w:t>
+        <w:t>Raising alveolar pressure and lowering vascular pressure both shift the West zone boundaries downward. A catheter that has not moved at all can therefore end up functionally in zone 2, where the wedged pressure becomes increasingly influenced by alveolar pressure rather than faithfully reflecting left atrial pressure.</w:t>
       </w:r>
     </w:p>
     <w:p>
@@ -959,7 +1033,15 @@
     </w:p>
     <w:p>
       <w:r>
-        <w:t>The honest statement is therefore not that high PEEP invalidates the wedge, but that high PEEP invalidates the wedge in a lung whose vessels are collapsible and whose tip is not dependent, and both conditions are checkable. A well-aerated lung with a high tip is the dangerous combination. A stiff, wet, consolidated lung with a dependent tip is more forgiving than the teaching implies.</w:t>
+        <w:t>The accurate statement is therefore not that high PEEP invalidates the wedge, but that high PEEP invalidates the wedge in a lung whose vessels are collapsible and whose tip is not dependent, and both conditions are checkable. A well-aerated lung with a high tip is the dangerous combination. A stiff, wet, consolidated lung with a dependent tip is more forgiving than the teaching implies.</w:t>
+      </w:r>
+    </w:p>
+    <w:p>
+      <w:pPr>
+        <w:pStyle w:val="Heading3"/>
+      </w:pPr>
+      <w:r>
+        <w:t>Reading the trace for zone failure</w:t>
       </w:r>
     </w:p>
     <w:p>
@@ -1237,7 +1319,7 @@
           <w:color w:val="9A6B00"/>
           <w:sz w:val="19"/>
         </w:rPr>
-        <w:t>[Offshoot / At-the-Bedside link: Before treating a wedge that surprises you, spend two minutes establishing that it is a wedge. Look for a and v waves and time them against the electrocardiogram, because a smooth trace with no identifiable waves is not a wedge whatever the number says. Compare the value against the pulmonary artery diastolic pressure, since a wedge above it is either overwedged or in the wrong zone. Get a lateral chest film if the patient is on meaningful PEEP, because tip position relative to the left atrium is what Shasby's data says most determines whether the number survives it. If the question is important enough, aspirate slowly from the distal port with the balloon inflated and send the sample for blood gas analysis: blood drawn from a genuinely wedged catheter is post-capillary and should be arterialised, while mixed venous values mean the occlusion is incomplete. And where the wedge cannot be made trustworthy, say so in the note and reason from the pulmonary artery diastolic pressure, the cardiac output and the echocardiogram rather than recording a number you do not believe.]</w:t>
+        <w:t>[Offshoot / At-the-Bedside link: Before treating a wedge that surprises you, spend two minutes establishing that it is a wedge. Look for a and v waves and time them against the electrocardiogram, because a smooth trace with no identifiable waves is not a wedge whatever the number says. Compare the value against pulmonary artery diastolic pressure. A mean wedge above PADP should prompt three possibilities: overwedging, a non-zone-3 measurement, or a genuine large v wave. Let the waveform distinguish them. Get a lateral chest film if the patient is on meaningful PEEP, because tip position relative to the left atrium is what Shasby's data says most determines whether the number survives it. If the question is important enough, aspirate slowly from the distal port with the balloon inflated and send the sample for blood gas analysis: blood drawn from a genuinely wedged catheter is post-capillary and should be arterialised, while mixed venous values mean the occlusion is incomplete. And where the wedge cannot be made trustworthy, say so in the note and reason from the pulmonary artery diastolic pressure, the cardiac output and the echocardiogram rather than recording a number you do not believe.]</w:t>
       </w:r>
     </w:p>
     <w:p>
@@ -1265,7 +1347,7 @@
     </w:p>
     <w:p>
       <w:r>
-        <w:t>The compliance term explains the false positives. Ravindran and colleagues studied fifty patients with pulmonary hypertension, deliberately excluding left ventricular dysfunction, more than mild mitral regurgitation and atrial fibrillation. Prominent v waves occurred in six, and in none of eighteen controls, and all six had post-capillary pulmonary hypertension. The v waves correlated strongly with echocardiographic markers of a stiff atrium. In a patient with no mitral regurgitation at all, the v wave was reading atrial compliance.</w:t>
+        <w:t>The compliance term explains the false positives. Ravindran and colleagues studied fifty patients with pulmonary hypertension, deliberately excluding left ventricular dysfunction, more than mild mitral regurgitation and atrial fibrillation. Prominent v waves occurred in six, and in none of eighteen controls, and all six had post-capillary pulmonary hypertension. The v waves correlated strongly with echocardiographic markers of a stiff atrium. In a patient with no mitral regurgitation at all, the v wave was reading poor atrial compliance.</w:t>
       </w:r>
     </w:p>
     <w:p>
@@ -1354,17 +1436,12 @@
     </w:p>
     <w:p>
       <w:r>
-        <w:t>Once the trace is identified, measure the a wave and not the mean. The a wave remains an honest estimate of end-diastolic pressure in acute mitral regurgitation, whereas the mean has been inflated by a systolic event that has nothing to do with ventricular filling.</w:t>
-      </w:r>
-    </w:p>
-    <w:p>
-      <w:r>
         <w:rPr>
           <w:i/>
           <w:color w:val="9A6B00"/>
           <w:sz w:val="19"/>
         </w:rPr>
-        <w:t>[Physiologic Insight box: A large v wave also propagates backward far enough to distort the pulmonary artery trace itself, producing a bifid waveform whose second hump is the v wave arriving late from the atrium. That explains why a pulmonary artery trace in severe acute mitral regurgitation can look wrong before anyone attempts a wedge, and it means the pulmonary artery diastolic pressure has stopped being a clean surrogate in that patient, because the v wave has contaminated the diastolic portion of the trace. Acute mitral regurgitation is therefore the condition in which both of the usual shortcuts, taking the mean and trending the diastolic, fail at once, and the only reliable value is a manually read a wave on a properly wedged trace.]</w:t>
+        <w:t>[Physiologic Insight box: A large v wave also propagates backward far enough to distort the pulmonary artery trace itself, producing a bifid waveform whose second hump is the v wave arriving late from the atrium. That explains why a pulmonary artery trace in severe acute mitral regurgitation can look wrong before anyone attempts a wedge, and it means the pulmonary artery diastolic pressure has stopped being a clean surrogate in that patient, because the v wave has contaminated the diastolic portion of the trace. Acute mitral regurgitation is therefore the condition in which both common shortcuts require caution: the mean PAWP may substantially exceed end-diastolic PAWP, while pulmonary artery diastolic pressure may cease to be a clean surrogate. If the clinical question is LV end-diastolic pressure, the end-diastolic value, read at the a-wave peak, should be obtained manually from a properly wedged trace.]</w:t>
       </w:r>
     </w:p>
     <w:p>
@@ -1465,17 +1542,22 @@
     </w:p>
     <w:p>
       <w:r>
-        <w:t>Module I3 established why every intravascular pressure is read at end expiration, and why that moment is the peak of the respiratory excursion in a spontaneously breathing patient and the trough in a ventilated one. What belongs here is how badly the convention is executed and where it fails outright.</w:t>
+        <w:t>Module I3 established why end expiration is the usual respiratory reference for intravascular pressure measurement, and Module I14 made the underlying assumption explicit: end expiration is useful because expiration is normally passive and respiratory muscle pressure is then closest to zero. It is a physiologic reference, not an anatomical point in the respiratory cycle. When expiration becomes active, the assumption can fail, and end expiration may become precisely the point at which respiratory-muscle pressure contaminates the measurement most.</w:t>
       </w:r>
     </w:p>
     <w:p>
       <w:r>
-        <w:t>It is executed badly, by everyone. Al-Kharrat and colleagues had two specialists read 147 wedge tracings twice each, blinded, and found differences between readers spanning minus 11 to plus 12 mmHg, driven not by ventilation but by the size of the respiratory swing: tracings with 8 mmHg or more of phasic variation generated twice the disagreement. Komadina and colleagues asked the harder question, whether experienced physicians can identify a valid wedge at all, using blood gas analysis of a sample aspirated from the wedged distal port as the objective test. Three critical care physicians working from waveform criteria alone found the thirty-eight valid tracings among sixty with accuracies of 50, 65 and 57 percent, none better than a coin toss, while agreeing on the numerical value 79 to 96 percent of the time. Clinicians agree on what number to read off a tracing and cannot agree on whether it should be read at all. Rizvi and colleagues tested the obvious remedy inside the ARDS Network FACTT trial: adding an airway pressure signal to 459 strip-chart recordings raised agreement within 2 mmHg from 71 to 83 percent, with the benefit concentrated in the strips with the largest swings.</w:t>
+        <w:t>It is executed badly, by everyone. Al-Kharrat and colleagues had two specialists read 147 wedge tracings twice each, blinded, and found differences between readers spanning minus 11 to plus 12 mmHg. The variability was not explained by ventilation, but was associated with the size of the respiratory swing, and in a separate substudy in which selected tracings were shown to 23 nurses and 18 physicians, disagreement was twice as great for tracings with 8 mmHg or more of phasic variation as for tracings with less. Komadina and colleagues asked the harder question, whether experienced physicians can identify a valid wedge at all, using blood gas analysis of a sample aspirated from the wedged distal port as the objective test. Three critical care physicians working from waveform criteria alone found the thirty-eight valid tracings among sixty with accuracies of 50, 65 and 57 percent, none better than a coin toss, while agreeing on the numerical value, within 4 mmHg, 79 to 96 percent of the time. Clinicians agree on what number to read off a tracing and cannot agree on whether it should be read at all. Rizvi and colleagues tested the obvious remedy inside the ARDS Network FACTT trial: adding an airway pressure signal to 459 strip-chart recordings raised agreement within 2 mmHg from 71 to 83 percent, with the benefit concentrated in the strips with the largest swings.</w:t>
       </w:r>
     </w:p>
     <w:p>
       <w:r>
-        <w:t>It fails outright when the patient is making large respiratory efforts, and that exception inverts the usual advice. Hoyt and Leatherman studied twenty-four patients whose wedge tracings showed 15 mmHg or more of respiratory excursion from muscle activity persisting despite sedation on assist-control ventilation, recording an end-expiratory value and a mid-point value taken halfway between end expiration and the inspiratory nadir, then repeating the measurement after a muscle relaxant abolished the muscular contribution. The end-expiratory reading was 11 plus or minus 5 mmHg higher than the relaxed value. The mid-point was within 3 plus or minus 3 mmHg of it, and closer in 21 of 24 patients. The mechanism is the one Module I3 named as the first situation that breaks the convention: active expiratory contraction makes end expiration the point of highest pleural pressure rather than the lowest, so the rule picks the worst instant in the cycle instead of the best.</w:t>
+        <w:t>It fails outright when the patient is making large respiratory efforts, and that exception inverts the usual advice. Hoyt and Leatherman studied twenty-four patients whose wedge tracings showed 15 mmHg or more of respiratory excursion from muscle activity persisting despite sedation on assist-control ventilation, recording an end-expiratory value and a mid-point value taken halfway between end expiration and the inspiratory nadir, then repeating the measurement after a muscle relaxant abolished the muscular contribution. The end-expiratory reading was 11 (S.D. +/- 5 mmHg) higher than the relaxed value. The mid-point was within 3 plus or minus 3 mmHg of it, and closer in 21 of 24 patients. The mechanism is the one Module I3 named as the first situation that breaks the convention: active expiratory contraction makes end expiration the point of highest pleural pressure rather than the lowest, so the rule picks the worst instant in the cycle instead of the best.</w:t>
+      </w:r>
+    </w:p>
+    <w:p>
+      <w:r>
+        <w:t>This does not create a new universal rule that active expiration should always be handled by reading the midpoint. It identifies the deeper problem: once expiratory muscle contraction raises pleural pressure, the conventional end-expiratory value no longer reliably represents the intravascular pressure with minimal respiratory-muscle contribution. Magder and colleagues demonstrated the same principle directly for CVP, finding active expiration in 29 percent of a consecutive cardiac and noncardiac surgical intensive care population and warning that failure to recognise it produces important errors in the estimation of CVP and other hemodynamic measurements. For PAWP specifically, Hoyt and Leatherman provide direct evidence that the respiratory midpoint can better approximate the pressure obtained after respiratory muscle activity is abolished. The two observations should therefore be understood as applications of the same principle rather than competing cursor rules: seek the part of the respiratory cycle least contaminated by active respiratory-muscle pressure, and acknowledge uncertainty when that point cannot be identified confidently.</w:t>
       </w:r>
     </w:p>
     <w:p>
@@ -1485,7 +1567,7 @@
           <w:color w:val="9A6B00"/>
           <w:sz w:val="19"/>
         </w:rPr>
-        <w:t>[Offshoot / At-the-Bedside link: Have the airway pressure trace displayed alongside the wedge permanently, not only when someone is puzzled, because that one change moves agreement between experienced readers by twelve percentage points. Then look at the size of the respiratory swing before you look at the number. Under about 8 mmHg of phasic variation, read end expiration and trust it. Over 15 mmHg with visible respiratory effort, an end-expiratory reading is systematically about 10 mmHg too high and should not be used to justify diuresis: read the mid-point, record that you did and why, and obtain the value under brief neuromuscular blockade if the decision is large enough. And remember that even a correctly timed value is referenced to the room. The transmural correction in Module I3, using Teboul's index of transmission, applies to the wedge exactly as it does to the central venous pressure. (target: i3.html)]</w:t>
+        <w:t>[Offshoot / At-the-Bedside link: Display the airway pressure trace alongside the wedge whenever respiratory variation is appreciable. First determine whether expiration is passive rather than assuming that it is from the ventilator mode. If expiration is passive, use end expiration as the respiratory reference. If active expiratory effort is present, as can occur in COPD or acute asthma, do not automatically use the end-expiratory value, because respiratory-muscle pressure may make it the most contaminated point in the cycle. Look for the portion of expiration before that pressure develops and interpret the entire respiratory excursion. In patients with very large respiratory efforts in whom no clearly relaxed point can be identified, the respiratory midpoint has empirical support as an approximation of the value obtained after respiratory muscle activity is abolished. If the therapeutic decision depends critically on the number, a measurement obtained under conditions of minimal respiratory effort may be required. Record how the pressure was measured and why. And remember that even a correctly timed value is referenced to atmosphere rather than to the pressure surrounding the heart. The transmural correction developed in Module I3, using Teboul's index of transmission, was originally developed for pulmonary artery occlusion pressure rather than CVP. (target: i3.html)]</w:t>
       </w:r>
     </w:p>
     <w:p>
@@ -1819,7 +1901,7 @@
     </w:p>
     <w:p>
       <w:r>
-        <w:t>The conclusion is not that the wedge should be abandoned but that it should be read the way an experienced clinician reads a laboratory value with a known interference: with the interference in mind, in the direction it acts, and alongside whatever would corroborate or contradict it. Iberti and colleagues gave a thirty-one question examination on the pulmonary artery catheter to 496 physicians across thirteen North American centres and found a mean score of 67 percent, with a range from 19 to 100. The catheter has never been the problem. The interpretation has.</w:t>
+        <w:t>The conclusion is not that the wedge should be abandoned but that it should be read the way an experienced clinician reads a laboratory value with a known interference: with the interference in mind, in the direction it acts, and alongside whatever would corroborate or contradict it. Nadeau and Noble catalogued this same list of interpretive pitfalls as the catheter came into widespread use, and little on it has changed since. Iberti and colleagues gave a thirty-one question examination on the pulmonary artery catheter to 496 physicians across thirteen North American centres and found a mean score of 67 percent, with a range from 19 to 100. The catheter has never been the problem. The interpretation has.</w:t>
       </w:r>
     </w:p>
     <w:p>
@@ -1954,7 +2036,7 @@
           <w:color w:val="444444"/>
           <w:sz w:val="19"/>
         </w:rPr>
-        <w:t>12. Al-Kharrat T, Zarich S, Amoateng-Adjepong Y, Manthous CA. Analysis of observer variability in measurement of pulmonary artery occlusion pressures. Am J Respir Crit Care Med. 1999;160(2):415-420. doi:10.1164/ajrccm.160.2.9808082.</w:t>
+        <w:t>12. Magder S, Serri K, Verscheure S, Chauvin R, Goldberg P. Active Expiration and the Measurement of Central Venous Pressure. J Intensive Care Med. 2018;33(7):430-435. doi:10.1177/0885066616678578.</w:t>
       </w:r>
     </w:p>
     <w:p>
@@ -1963,7 +2045,7 @@
           <w:color w:val="444444"/>
           <w:sz w:val="19"/>
         </w:rPr>
-        <w:t>13. Teboul JL, Pinsky MR, Mercat A, Anguel N, Bernardin G, Achard JM, Boulain T, Richard C. Estimating cardiac filling pressure in mechanically ventilated patients with hyperinflation. Crit Care Med. 2000;28(11):3631-3636. doi:10.1097/00003246-200011000-00014.</w:t>
+        <w:t>13. Al-Kharrat T, Zarich S, Amoateng-Adjepong Y, Manthous CA. Analysis of observer variability in measurement of pulmonary artery occlusion pressures. Am J Respir Crit Care Med. 1999;160(2):415-420. doi:10.1164/ajrccm.160.2.9808082.</w:t>
       </w:r>
     </w:p>
     <w:p>
@@ -1972,7 +2054,7 @@
           <w:color w:val="444444"/>
           <w:sz w:val="19"/>
         </w:rPr>
-        <w:t>14. Pinsky MR. Clinical significance of pulmonary artery occlusion pressure. Intensive Care Med. 2003;29(2):175-178. doi:10.1007/s00134-002-1616-8.</w:t>
+        <w:t>14. Teboul JL, Pinsky MR, Mercat A, Anguel N, Bernardin G, Achard JM, Boulain T, Richard C. Estimating cardiac filling pressure in mechanically ventilated patients with hyperinflation. Crit Care Med. 2000;28(11):3631-3636. doi:10.1097/00003246-200011000-00014.</w:t>
       </w:r>
     </w:p>
     <w:p>
@@ -1981,7 +2063,7 @@
           <w:color w:val="444444"/>
           <w:sz w:val="19"/>
         </w:rPr>
-        <w:t>15. Leatherman JW, Shapiro RS. Overestimation of pulmonary artery occlusion pressure in pulmonary hypertension due to partial occlusion. Crit Care Med. 2003;31(1):93-97. doi:10.1097/00003246-200301000-00015.</w:t>
+        <w:t>15. Pinsky MR. Clinical significance of pulmonary artery occlusion pressure. Intensive Care Med. 2003;29(2):175-178. doi:10.1007/s00134-002-1616-8.</w:t>
       </w:r>
     </w:p>
     <w:p>
@@ -1990,7 +2072,7 @@
           <w:color w:val="444444"/>
           <w:sz w:val="19"/>
         </w:rPr>
-        <w:t>16. Rizvi K, Deboisblanc BP, Truwit JD, Dhillon G, Arroliga A, Fuchs BD, Guntupalli KK, Hite D, Hayden D; NIH/NHLBI ARDS Clinical Trials Network. Effect of airway pressure display on interobserver agreement in the assessment of vascular pressures in patients with acute lung injury and acute respiratory distress syndrome. Crit Care Med. 2005;33(1):98-103. doi:10.1097/01.ccm.0000150650.70142.e9.</w:t>
+        <w:t>16. Leatherman JW, Shapiro RS. Overestimation of pulmonary artery occlusion pressure in pulmonary hypertension due to partial occlusion. Crit Care Med. 2003;31(1):93-97. doi:10.1097/00003246-200301000-00015.</w:t>
       </w:r>
     </w:p>
     <w:p>
@@ -1999,7 +2081,7 @@
           <w:color w:val="444444"/>
           <w:sz w:val="19"/>
         </w:rPr>
-        <w:t>17. Halpern SD, Taichman DB. Misclassification of pulmonary hypertension due to reliance on pulmonary capillary wedge pressure rather than left ventricular end-diastolic pressure. Chest. 2009;136(1):37-43. doi:10.1378/chest.08-2784.</w:t>
+        <w:t>17. Rizvi K, Deboisblanc BP, Truwit JD, Dhillon G, Arroliga A, Fuchs BD, Guntupalli KK, Hite D, Hayden D; NIH/NHLBI ARDS Clinical Trials Network. Effect of airway pressure display on interobserver agreement in the assessment of vascular pressures in patients with acute lung injury and acute respiratory distress syndrome. Crit Care Med. 2005;33(1):98-103. doi:10.1097/01.ccm.0000150650.70142.e9.</w:t>
       </w:r>
     </w:p>
     <w:p>
@@ -2008,7 +2090,7 @@
           <w:color w:val="444444"/>
           <w:sz w:val="19"/>
         </w:rPr>
-        <w:t>18. Bitar A, Selej M, Bolad I, Lahm T. Poor agreement between pulmonary capillary wedge pressure and left ventricular end-diastolic pressure in a veteran population. PLoS One. 2014;9(1):e87304. doi:10.1371/journal.pone.0087304. Free full text.</w:t>
+        <w:t>18. Halpern SD, Taichman DB. Misclassification of pulmonary hypertension due to reliance on pulmonary capillary wedge pressure rather than left ventricular end-diastolic pressure. Chest. 2009;136(1):37-43. doi:10.1378/chest.08-2784.</w:t>
       </w:r>
     </w:p>
     <w:p>
@@ -2017,7 +2099,7 @@
           <w:color w:val="444444"/>
           <w:sz w:val="19"/>
         </w:rPr>
-        <w:t>19. Papolos AI, Kenigsberg BB, Singam NSV, Berg DD, Guo J, Bohula EA, Katz JN, van Diepen S, Morrow DA; Critical Care Cardiology Trials Network Investigators. Pulmonary artery diastolic pressure as a surrogate for pulmonary capillary wedge pressure in cardiogenic shock. J Card Fail. 2024;30(6):853-856. doi:10.1016/j.cardfail.2024.02.021.</w:t>
+        <w:t>19. Bitar A, Selej M, Bolad I, Lahm T. Poor agreement between pulmonary capillary wedge pressure and left ventricular end-diastolic pressure in a veteran population. PLoS One. 2014;9(1):e87304. doi:10.1371/journal.pone.0087304. Free full text.</w:t>
       </w:r>
     </w:p>
     <w:p>
@@ -2026,7 +2108,16 @@
           <w:color w:val="444444"/>
           <w:sz w:val="19"/>
         </w:rPr>
-        <w:t>20. Ravindran JV, Chung T, Naoum C, Yiannikas J. Prominent V waves in right heart catheterisation as a marker of left atrial stiffness in pulmonary hypertension. Open Heart. 2025;12(2):e003399. doi:10.1136/openhrt-2025-003399. Free full text.</w:t>
+        <w:t>20. Papolos AI, Kenigsberg BB, Singam NSV, Berg DD, Guo J, Bohula EA, Katz JN, van Diepen S, Morrow DA; Critical Care Cardiology Trials Network Investigators. Pulmonary artery diastolic pressure as a surrogate for pulmonary capillary wedge pressure in cardiogenic shock. J Card Fail. 2024;30(6):853-856. doi:10.1016/j.cardfail.2024.02.021.</w:t>
+      </w:r>
+    </w:p>
+    <w:p>
+      <w:r>
+        <w:rPr>
+          <w:color w:val="444444"/>
+          <w:sz w:val="19"/>
+        </w:rPr>
+        <w:t>21. Ravindran JV, Chung T, Naoum C, Yiannikas J. Prominent V waves in right heart catheterisation as a marker of left atrial stiffness in pulmonary hypertension. Open Heart. 2025;12(2):e003399. doi:10.1136/openhrt-2025-003399. Free full text.</w:t>
       </w:r>
     </w:p>
     <w:sectPr>

--- a/Module Edit Docs/I15 - Edit Doc.docx
+++ b/Module Edit Docs/I15 - Edit Doc.docx
@@ -28,7 +28,7 @@
           <w:color w:val="B00000"/>
           <w:sz w:val="21"/>
         </w:rPr>
-        <w:t>ISSUES FLAGGED FOR THIS MODULE (8)</w:t>
+        <w:t>ISSUES FLAGGED FOR THIS MODULE (9)</w:t>
       </w:r>
     </w:p>
     <w:p>
@@ -119,6 +119,16 @@
           <w:sz w:val="19"/>
         </w:rPr>
         <w:t>[NOTE: 2026-09-13 fixup pass applied the four Gustavo blocks the first pass missed, as a new subsection "Where to read the wedge depends on the question" before the Z point figure: the end-diastolic versus mean PAWP framing, the pre-c-wave/end-diastolic rule, and the giant-v-wave application. The invisible-c-wave fallback is rendered as the a-wave peak, not Gustavo's "average the peak and trough of the a wave," per the site-wide a-wave-peak convention. Lint: 0 problems.]</w:t>
+      </w:r>
+    </w:p>
+    <w:p>
+      <w:r>
+        <w:rPr>
+          <w:i/>
+          <w:color w:val="5A5A5A"/>
+          <w:sz w:val="19"/>
+        </w:rPr>
+        <w:t>[NOTE: 2026-09-13 figure-placement pass corrected the earlier judgement above: image6.png and image7.png (Gustavo's pastes at doc paragraphs 92 and 127) are his own redraws, not screenshots, of i15-zone-conversion.svg and i15-large-v-wave.svg. The zone-conversion redraw adds a dependency axis and a schematic PAOP a/v waveform under each panel; the large-v-wave redraw adds labeled P/QRS/T intervals and a numbered pressure axis. Both placed as JPEG (1400px, sips -s formatOptions 88) immediately after their corresponding SVG figure: img/i15-zone-conversion-gustavo.jpg and img/i15-large-v-wave-gustavo.jpg, each with a caption and the Gustavo Garcia Chavez credit. Neither image used Pra or Pmsf labeling, so no RAP/Pms clarifying sentence was needed. Lint: 0 problems.]</w:t>
       </w:r>
     </w:p>
     <w:p/>
@@ -1013,6 +1023,61 @@
     </w:p>
     <w:p>
       <w:r>
+        <w:drawing>
+          <wp:inline xmlns:a="http://schemas.openxmlformats.org/drawingml/2006/main" xmlns:pic="http://schemas.openxmlformats.org/drawingml/2006/picture">
+            <wp:extent cx="2834640" cy="1891110"/>
+            <wp:docPr id="6" name="Picture 6"/>
+            <wp:cNvGraphicFramePr>
+              <a:graphicFrameLocks noChangeAspect="1"/>
+            </wp:cNvGraphicFramePr>
+            <a:graphic>
+              <a:graphicData uri="http://schemas.openxmlformats.org/drawingml/2006/picture">
+                <pic:pic>
+                  <pic:nvPicPr>
+                    <pic:cNvPr id="0" name="i15-zone-conversion-gustavo.jpg"/>
+                    <pic:cNvPicPr/>
+                  </pic:nvPicPr>
+                  <pic:blipFill>
+                    <a:blip r:embed="rId14"/>
+                    <a:stretch>
+                      <a:fillRect/>
+                    </a:stretch>
+                  </pic:blipFill>
+                  <pic:spPr>
+                    <a:xfrm>
+                      <a:off x="0" y="0"/>
+                      <a:ext cx="2834640" cy="1891110"/>
+                    </a:xfrm>
+                    <a:prstGeom prst="rect"/>
+                  </pic:spPr>
+                </pic:pic>
+              </a:graphicData>
+            </a:graphic>
+          </wp:inline>
+        </w:drawing>
+      </w:r>
+    </w:p>
+    <w:p>
+      <w:r>
+        <w:rPr>
+          <w:color w:val="777777"/>
+          <w:sz w:val="19"/>
+        </w:rPr>
+        <w:t>A companion rendering of the same zone conversion, with an explicit dependency axis and a schematic pulmonary artery occlusion pressure waveform beneath each panel. In the zone 3 panel the a and v waves are of similar height and vary little with respiration, tracking left atrial pressure faithfully. In the zone 2 panel the same waveform develops large respiratory swings, rising in inspiration and falling in expiration as alveolar pressure intermittently dominates the trace. Drawn by Gustavo García Chávez for this module.</w:t>
+      </w:r>
+    </w:p>
+    <w:p>
+      <w:r>
+        <w:rPr>
+          <w:i/>
+          <w:color w:val="C0392B"/>
+          <w:sz w:val="19"/>
+        </w:rPr>
+        <w:t>[Layout note: figure shown small here. On the web it is currently full column width, about 750px. Say if you want it smaller/larger, moved, cropped, or replaced.]</w:t>
+      </w:r>
+    </w:p>
+    <w:p>
+      <w:r>
         <w:t>Positive end-expiratory pressure raises alveolar pressure and pushes both boundaries downward. Haemorrhage and diuresis lower pulmonary arterial and venous pressure and push both boundaries downward. Do the two together, which is a routine day in a patient with the acute respiratory distress syndrome and a positive fluid balance, and zone 3 can retreat to a thin band in the most dependent lung. The catheter has not migrated. The physiology has moved past it.</w:t>
       </w:r>
     </w:p>
@@ -1355,7 +1420,7 @@
         <w:drawing>
           <wp:inline xmlns:a="http://schemas.openxmlformats.org/drawingml/2006/main" xmlns:pic="http://schemas.openxmlformats.org/drawingml/2006/picture">
             <wp:extent cx="2834640" cy="2834640"/>
-            <wp:docPr id="6" name="Picture 6"/>
+            <wp:docPr id="7" name="Picture 7"/>
             <wp:cNvGraphicFramePr>
               <a:graphicFrameLocks noChangeAspect="1"/>
             </wp:cNvGraphicFramePr>
@@ -1367,7 +1432,7 @@
                     <pic:cNvPicPr/>
                   </pic:nvPicPr>
                   <pic:blipFill>
-                    <a:blip r:embed="rId14"/>
+                    <a:blip r:embed="rId15"/>
                     <a:stretch>
                       <a:fillRect/>
                     </a:stretch>
@@ -1393,6 +1458,61 @@
           <w:sz w:val="19"/>
         </w:rPr>
         <w:t>Why a giant v wave is mistaken for an unwedged catheter. The two traces have similar amplitude and a similar overall shape. They are separated by the timing of the peak against the electrocardiogram, by the presence or absence of a dicrotic notch, and by whether pressure is still falling at end diastole.</w:t>
+      </w:r>
+    </w:p>
+    <w:p>
+      <w:r>
+        <w:rPr>
+          <w:i/>
+          <w:color w:val="C0392B"/>
+          <w:sz w:val="19"/>
+        </w:rPr>
+        <w:t>[Layout note: figure shown small here. On the web it is currently full column width, about 750px. Say if you want it smaller/larger, moved, cropped, or replaced.]</w:t>
+      </w:r>
+    </w:p>
+    <w:p>
+      <w:r>
+        <w:drawing>
+          <wp:inline xmlns:a="http://schemas.openxmlformats.org/drawingml/2006/main" xmlns:pic="http://schemas.openxmlformats.org/drawingml/2006/picture">
+            <wp:extent cx="2834640" cy="1891110"/>
+            <wp:docPr id="8" name="Picture 8"/>
+            <wp:cNvGraphicFramePr>
+              <a:graphicFrameLocks noChangeAspect="1"/>
+            </wp:cNvGraphicFramePr>
+            <a:graphic>
+              <a:graphicData uri="http://schemas.openxmlformats.org/drawingml/2006/picture">
+                <pic:pic>
+                  <pic:nvPicPr>
+                    <pic:cNvPr id="0" name="i15-large-v-wave-gustavo.jpg"/>
+                    <pic:cNvPicPr/>
+                  </pic:nvPicPr>
+                  <pic:blipFill>
+                    <a:blip r:embed="rId16"/>
+                    <a:stretch>
+                      <a:fillRect/>
+                    </a:stretch>
+                  </pic:blipFill>
+                  <pic:spPr>
+                    <a:xfrm>
+                      <a:off x="0" y="0"/>
+                      <a:ext cx="2834640" cy="1891110"/>
+                    </a:xfrm>
+                    <a:prstGeom prst="rect"/>
+                  </pic:spPr>
+                </pic:pic>
+              </a:graphicData>
+            </a:graphic>
+          </wp:inline>
+        </w:drawing>
+      </w:r>
+    </w:p>
+    <w:p>
+      <w:r>
+        <w:rPr>
+          <w:color w:val="777777"/>
+          <w:sz w:val="19"/>
+        </w:rPr>
+        <w:t>A second rendering of the same pulmonary artery and wedge comparison, with the P, QRS and T intervals and the pressure axis both labeled explicitly. The pulmonary artery trace rises with the QRS, peaks before the T wave, and shows a dicrotic notch on its downslope. The wedge trace's small a wave sits at the QRS while its giant v wave peaks after the T wave, with pressure already rising toward the next a wave before the following QRS. Drawn by Gustavo García Chávez for this module.</w:t>
       </w:r>
     </w:p>
     <w:p>
@@ -1462,7 +1582,7 @@
         <w:drawing>
           <wp:inline xmlns:a="http://schemas.openxmlformats.org/drawingml/2006/main" xmlns:pic="http://schemas.openxmlformats.org/drawingml/2006/picture">
             <wp:extent cx="2834640" cy="915877"/>
-            <wp:docPr id="7" name="Picture 7"/>
+            <wp:docPr id="9" name="Picture 9"/>
             <wp:cNvGraphicFramePr>
               <a:graphicFrameLocks noChangeAspect="1"/>
             </wp:cNvGraphicFramePr>
@@ -1474,7 +1594,7 @@
                     <pic:cNvPicPr/>
                   </pic:nvPicPr>
                   <pic:blipFill>
-                    <a:blip r:embed="rId15"/>
+                    <a:blip r:embed="rId17"/>
                     <a:stretch>
                       <a:fillRect/>
                     </a:stretch>
